--- a/surgical-instrument-trays/notes_by_part/04_Thoracic_Trays.docx
+++ b/surgical-instrument-trays/notes_by_part/04_Thoracic_Trays.docx
@@ -153,15 +153,15 @@
       </w:r>
     </w:p>
     <w:p>
-      <w:bookmarkStart w:id="1037" w:name="toc"/>
+      <w:bookmarkStart w:id="1041" w:name="toc"/>
       <w:pPr>
         <w:pStyle w:val="TOCHead"/>
-        <w:spacing w:before="120" w:after="40"/>
+        <w:spacing w:before="80" w:after="40"/>
       </w:pPr>
       <w:r>
         <w:t>Table of Contents</w:t>
       </w:r>
-      <w:bookmarkEnd w:id="1037"/>
+      <w:bookmarkEnd w:id="1041"/>
     </w:p>
     <w:p>
       <w:pPr>
@@ -175,37 +175,1069 @@
     <w:p>
       <w:pPr>
         <w:jc w:val="center"/>
-        <w:spacing w:before="0" w:after="200"/>
+        <w:spacing w:before="0" w:after="180"/>
       </w:pPr>
       <w:r>
         <w:rPr>
           <w:rFonts w:ascii="Calibri" w:hAnsi="Calibri"/>
           <w:i/>
-          <w:color w:val="555555"/>
-          <w:sz w:val="16"/>
+          <w:color w:val="444444"/>
+          <w:sz w:val="17"/>
         </w:rPr>
-        <w:t>To fill in the page numbers: click anywhere in the list below, press Ctrl+A then F9, and choose “Update entire table”.</w:t>
+        <w:t>Page numbers are live fields. To fill them in: press Ctrl+A then F9 (Windows) or Cmd+A then Fn+F9 (Mac). Word will also offer to update them when the file opens.</w:t>
+      </w:r>
+    </w:p>
+    <w:tbl>
+      <w:tblPr>
+        <w:tblW w:type="auto" w:w="0"/>
+        <w:jc w:val="center"/>
+        <w:tblLayout w:type="fixed"/>
+        <w:tblLook w:firstColumn="1" w:firstRow="1" w:lastColumn="0" w:lastRow="0" w:noHBand="0" w:noVBand="1" w:val="04A0"/>
+        <w:tblLayout w:type="fixed"/>
+        <w:tblBorders>
+          <w:top w:val="single" w:sz="12" w:space="0" w:color="000000"/>
+          <w:left w:val="single" w:sz="6" w:space="0" w:color="000000"/>
+          <w:bottom w:val="single" w:sz="12" w:space="0" w:color="000000"/>
+          <w:right w:val="single" w:sz="6" w:space="0" w:color="000000"/>
+          <w:insideH w:val="single" w:sz="4" w:space="0" w:color="BBBBBB"/>
+          <w:insideV w:val="single" w:sz="6" w:space="0" w:color="000000"/>
+        </w:tblBorders>
+      </w:tblPr>
+      <w:tblGrid>
+        <w:gridCol w:w="5400"/>
+        <w:gridCol w:w="5400"/>
+      </w:tblGrid>
+      <w:tr>
+        <w:trPr>
+          <w:tblHeader/>
+          <w:cantSplit/>
+        </w:trPr>
+        <w:tc>
+          <w:tcPr>
+            <w:tcW w:type="dxa" w:w="9666"/>
+            <w:shd w:val="clear" w:color="auto" w:fill="D9D9D9"/>
+            <w:tcMar>
+              <w:top w:w="60" w:type="dxa"/>
+              <w:start w:w="90" w:type="dxa"/>
+              <w:bottom w:w="60" w:type="dxa"/>
+              <w:end w:w="90" w:type="dxa"/>
+            </w:tcMar>
+            <w:tcBorders>
+              <w:bottom w:val="single" w:sz="12" w:space="0" w:color="000000"/>
+            </w:tcBorders>
+          </w:tcPr>
+          <w:p>
+            <w:pPr>
+              <w:pStyle w:val="TabHead"/>
+              <w:jc w:val="left"/>
+            </w:pPr>
+            <w:r>
+              <w:t>Tray / Chapter</w:t>
+            </w:r>
+          </w:p>
+        </w:tc>
+        <w:tc>
+          <w:tcPr>
+            <w:tcW w:type="dxa" w:w="1134"/>
+            <w:shd w:val="clear" w:color="auto" w:fill="D9D9D9"/>
+            <w:tcMar>
+              <w:top w:w="60" w:type="dxa"/>
+              <w:start w:w="90" w:type="dxa"/>
+              <w:bottom w:w="60" w:type="dxa"/>
+              <w:end w:w="90" w:type="dxa"/>
+            </w:tcMar>
+            <w:tcBorders>
+              <w:bottom w:val="single" w:sz="12" w:space="0" w:color="000000"/>
+            </w:tcBorders>
+          </w:tcPr>
+          <w:p>
+            <w:pPr>
+              <w:pStyle w:val="TabHead"/>
+              <w:jc w:val="center"/>
+            </w:pPr>
+            <w:r>
+              <w:t>Page</w:t>
+            </w:r>
+          </w:p>
+        </w:tc>
+      </w:tr>
+      <w:tr>
+        <w:trPr>
+          <w:cantSplit/>
+        </w:trPr>
+        <w:tc>
+          <w:tcPr>
+            <w:tcW w:type="dxa" w:w="9666"/>
+            <w:vAlign w:val="top"/>
+            <w:tcMar>
+              <w:top w:w="42" w:type="dxa"/>
+              <w:start w:w="90" w:type="dxa"/>
+              <w:bottom w:w="42" w:type="dxa"/>
+              <w:end w:w="90" w:type="dxa"/>
+            </w:tcMar>
+            <w:shd w:val="clear" w:color="auto" w:fill="E4E4E4"/>
+          </w:tcPr>
+          <w:p>
+            <w:pPr>
+              <w:pStyle w:val="TabCell"/>
+            </w:pPr>
+            <w:r>
+              <w:rPr>
+                <w:rFonts w:ascii="Calibri" w:hAnsi="Calibri"/>
+                <w:b/>
+                <w:sz w:val="18"/>
+                <w:spacing w:val="12"/>
+              </w:rPr>
+              <w:t>THORACIC TRAYS</w:t>
+            </w:r>
+          </w:p>
+        </w:tc>
+        <w:tc>
+          <w:tcPr>
+            <w:tcW w:type="dxa" w:w="1134"/>
+            <w:vAlign w:val="top"/>
+            <w:tcMar>
+              <w:top w:w="42" w:type="dxa"/>
+              <w:start w:w="90" w:type="dxa"/>
+              <w:bottom w:w="42" w:type="dxa"/>
+              <w:end w:w="90" w:type="dxa"/>
+            </w:tcMar>
+            <w:shd w:val="clear" w:color="auto" w:fill="E4E4E4"/>
+          </w:tcPr>
+          <w:p>
+            <w:pPr>
+              <w:pStyle w:val="TabCell"/>
+              <w:jc w:val="center"/>
+            </w:pPr>
+            <w:r>
+              <w:fldChar w:fldCharType="begin"/>
+            </w:r>
+            <w:r>
+              <w:instrText xml:space="preserve"> PAGEREF part_IV \h </w:instrText>
+            </w:r>
+            <w:r>
+              <w:fldChar w:fldCharType="separate"/>
+            </w:r>
+            <w:r>
+              <w:rPr>
+                <w:rFonts w:ascii="Calibri" w:hAnsi="Calibri"/>
+                <w:b/>
+                <w:sz w:val="19"/>
+              </w:rPr>
+              <w:t>—</w:t>
+            </w:r>
+            <w:r>
+              <w:fldChar w:fldCharType="end"/>
+            </w:r>
+          </w:p>
+        </w:tc>
+      </w:tr>
+      <w:tr>
+        <w:trPr>
+          <w:cantSplit/>
+        </w:trPr>
+        <w:tc>
+          <w:tcPr>
+            <w:tcW w:type="dxa" w:w="9666"/>
+            <w:vAlign w:val="top"/>
+            <w:tcMar>
+              <w:top w:w="42" w:type="dxa"/>
+              <w:start w:w="90" w:type="dxa"/>
+              <w:bottom w:w="42" w:type="dxa"/>
+              <w:end w:w="90" w:type="dxa"/>
+            </w:tcMar>
+          </w:tcPr>
+          <w:p>
+            <w:pPr>
+              <w:pStyle w:val="TabCell"/>
+              <w:ind w:start="238"/>
+            </w:pPr>
+            <w:r>
+              <w:rPr>
+                <w:sz w:val="19"/>
+              </w:rPr>
+              <w:t>4.1   Mediastinoscopy Tray</w:t>
+            </w:r>
+          </w:p>
+        </w:tc>
+        <w:tc>
+          <w:tcPr>
+            <w:tcW w:type="dxa" w:w="1134"/>
+            <w:vAlign w:val="top"/>
+            <w:tcMar>
+              <w:top w:w="42" w:type="dxa"/>
+              <w:start w:w="90" w:type="dxa"/>
+              <w:bottom w:w="42" w:type="dxa"/>
+              <w:end w:w="90" w:type="dxa"/>
+            </w:tcMar>
+          </w:tcPr>
+          <w:p>
+            <w:pPr>
+              <w:pStyle w:val="TabCell"/>
+              <w:jc w:val="center"/>
+            </w:pPr>
+            <w:r>
+              <w:fldChar w:fldCharType="begin"/>
+            </w:r>
+            <w:r>
+              <w:instrText xml:space="preserve"> PAGEREF tray_4_1 \h </w:instrText>
+            </w:r>
+            <w:r>
+              <w:fldChar w:fldCharType="separate"/>
+            </w:r>
+            <w:r>
+              <w:rPr>
+                <w:rFonts w:ascii="Calibri" w:hAnsi="Calibri"/>
+                <w:sz w:val="19"/>
+              </w:rPr>
+              <w:t>—</w:t>
+            </w:r>
+            <w:r>
+              <w:fldChar w:fldCharType="end"/>
+            </w:r>
+          </w:p>
+        </w:tc>
+      </w:tr>
+      <w:tr>
+        <w:trPr>
+          <w:cantSplit/>
+        </w:trPr>
+        <w:tc>
+          <w:tcPr>
+            <w:tcW w:type="dxa" w:w="9666"/>
+            <w:vAlign w:val="top"/>
+            <w:tcMar>
+              <w:top w:w="42" w:type="dxa"/>
+              <w:start w:w="90" w:type="dxa"/>
+              <w:bottom w:w="42" w:type="dxa"/>
+              <w:end w:w="90" w:type="dxa"/>
+            </w:tcMar>
+          </w:tcPr>
+          <w:p>
+            <w:pPr>
+              <w:pStyle w:val="TabCell"/>
+              <w:ind w:start="238"/>
+            </w:pPr>
+            <w:r>
+              <w:rPr>
+                <w:sz w:val="19"/>
+              </w:rPr>
+              <w:t>4.2   Thoracotomy Tray</w:t>
+            </w:r>
+          </w:p>
+        </w:tc>
+        <w:tc>
+          <w:tcPr>
+            <w:tcW w:type="dxa" w:w="1134"/>
+            <w:vAlign w:val="top"/>
+            <w:tcMar>
+              <w:top w:w="42" w:type="dxa"/>
+              <w:start w:w="90" w:type="dxa"/>
+              <w:bottom w:w="42" w:type="dxa"/>
+              <w:end w:w="90" w:type="dxa"/>
+            </w:tcMar>
+          </w:tcPr>
+          <w:p>
+            <w:pPr>
+              <w:pStyle w:val="TabCell"/>
+              <w:jc w:val="center"/>
+            </w:pPr>
+            <w:r>
+              <w:fldChar w:fldCharType="begin"/>
+            </w:r>
+            <w:r>
+              <w:instrText xml:space="preserve"> PAGEREF tray_4_2 \h </w:instrText>
+            </w:r>
+            <w:r>
+              <w:fldChar w:fldCharType="separate"/>
+            </w:r>
+            <w:r>
+              <w:rPr>
+                <w:rFonts w:ascii="Calibri" w:hAnsi="Calibri"/>
+                <w:sz w:val="19"/>
+              </w:rPr>
+              <w:t>—</w:t>
+            </w:r>
+            <w:r>
+              <w:fldChar w:fldCharType="end"/>
+            </w:r>
+          </w:p>
+        </w:tc>
+      </w:tr>
+      <w:tr>
+        <w:trPr>
+          <w:cantSplit/>
+        </w:trPr>
+        <w:tc>
+          <w:tcPr>
+            <w:tcW w:type="dxa" w:w="9666"/>
+            <w:vAlign w:val="top"/>
+            <w:tcMar>
+              <w:top w:w="42" w:type="dxa"/>
+              <w:start w:w="90" w:type="dxa"/>
+              <w:bottom w:w="42" w:type="dxa"/>
+              <w:end w:w="90" w:type="dxa"/>
+            </w:tcMar>
+          </w:tcPr>
+          <w:p>
+            <w:pPr>
+              <w:pStyle w:val="TabCell"/>
+              <w:ind w:start="238"/>
+            </w:pPr>
+            <w:r>
+              <w:rPr>
+                <w:sz w:val="19"/>
+              </w:rPr>
+              <w:t>4.3   Pacemaker Tray</w:t>
+            </w:r>
+          </w:p>
+        </w:tc>
+        <w:tc>
+          <w:tcPr>
+            <w:tcW w:type="dxa" w:w="1134"/>
+            <w:vAlign w:val="top"/>
+            <w:tcMar>
+              <w:top w:w="42" w:type="dxa"/>
+              <w:start w:w="90" w:type="dxa"/>
+              <w:bottom w:w="42" w:type="dxa"/>
+              <w:end w:w="90" w:type="dxa"/>
+            </w:tcMar>
+          </w:tcPr>
+          <w:p>
+            <w:pPr>
+              <w:pStyle w:val="TabCell"/>
+              <w:jc w:val="center"/>
+            </w:pPr>
+            <w:r>
+              <w:fldChar w:fldCharType="begin"/>
+            </w:r>
+            <w:r>
+              <w:instrText xml:space="preserve"> PAGEREF tray_4_3 \h </w:instrText>
+            </w:r>
+            <w:r>
+              <w:fldChar w:fldCharType="separate"/>
+            </w:r>
+            <w:r>
+              <w:rPr>
+                <w:rFonts w:ascii="Calibri" w:hAnsi="Calibri"/>
+                <w:sz w:val="19"/>
+              </w:rPr>
+              <w:t>—</w:t>
+            </w:r>
+            <w:r>
+              <w:fldChar w:fldCharType="end"/>
+            </w:r>
+          </w:p>
+        </w:tc>
+      </w:tr>
+    </w:tbl>
+    <w:p>
+      <w:pPr>
+        <w:spacing w:before="0" w:after="120" w:line="240" w:lineRule="auto"/>
+      </w:pPr>
+    </w:p>
+    <w:p>
+      <w:r>
+        <w:br w:type="page"/>
       </w:r>
     </w:p>
     <w:p>
+      <w:bookmarkStart w:id="1042" w:name="how_to_read"/>
       <w:pPr>
-        <w:spacing w:before="0" w:after="0"/>
+        <w:pStyle w:val="TOCHead"/>
+        <w:spacing w:before="80" w:after="40"/>
       </w:pPr>
       <w:r>
-        <w:fldChar w:fldCharType="begin"/>
+        <w:t>How to Read These Notes</w:t>
+      </w:r>
+      <w:bookmarkEnd w:id="1042"/>
+    </w:p>
+    <w:p>
+      <w:pPr>
+        <w:jc w:val="center"/>
+        <w:spacing w:before="0" w:after="160" w:line="240" w:lineRule="auto"/>
+        <w:pBdr>
+          <w:bottom w:val="single" w:sz="18" w:space="1" w:color="000000"/>
+        </w:pBdr>
+      </w:pPr>
+    </w:p>
+    <w:p>
+      <w:pPr>
+        <w:pStyle w:val="TrayLead"/>
+        <w:spacing w:before="0" w:after="160"/>
+      </w:pPr>
+      <w:r>
+        <w:t xml:space="preserve">Every tray chapter is built to the same pattern, so you can find the same kind of information in the same place each time. Read the </w:t>
       </w:r>
       <w:r>
-        <w:instrText xml:space="preserve"> TOC \o "1-2" \h \z \u </w:instrText>
+        <w:rPr>
+          <w:i/>
+        </w:rPr>
+        <w:t>lead paragraph</w:t>
       </w:r>
       <w:r>
-        <w:fldChar w:fldCharType="separate"/>
+        <w:t xml:space="preserve"> and the </w:t>
       </w:r>
       <w:r>
-        <w:t>Right-click here and choose “Update Field”, or press Ctrl+A then F9, to build the Table of Contents with page numbers.</w:t>
+        <w:rPr>
+          <w:i/>
+        </w:rPr>
+        <w:t>figure</w:t>
       </w:r>
       <w:r>
-        <w:fldChar w:fldCharType="end"/>
+        <w:t xml:space="preserve"> first to fix the idea, then work through the contents table.</w:t>
       </w:r>
+    </w:p>
+    <w:tbl>
+      <w:tblPr>
+        <w:tblW w:type="auto" w:w="0"/>
+        <w:jc w:val="center"/>
+        <w:tblLayout w:type="fixed"/>
+        <w:tblLook w:firstColumn="1" w:firstRow="1" w:lastColumn="0" w:lastRow="0" w:noHBand="0" w:noVBand="1" w:val="04A0"/>
+        <w:tblLayout w:type="fixed"/>
+        <w:tblBorders>
+          <w:top w:val="single" w:sz="12" w:space="0" w:color="000000"/>
+          <w:bottom w:val="single" w:sz="12" w:space="0" w:color="000000"/>
+          <w:insideH w:val="single" w:sz="4" w:space="0" w:color="BBBBBB"/>
+        </w:tblBorders>
+      </w:tblPr>
+      <w:tblGrid>
+        <w:gridCol w:w="5400"/>
+        <w:gridCol w:w="5400"/>
+      </w:tblGrid>
+      <w:tr>
+        <w:tc>
+          <w:tcPr>
+            <w:tcW w:type="dxa" w:w="2835"/>
+            <w:vAlign w:val="top"/>
+            <w:tcMar>
+              <w:top w:w="70" w:type="dxa"/>
+              <w:start w:w="0" w:type="dxa"/>
+              <w:bottom w:w="70" w:type="dxa"/>
+              <w:end w:w="110" w:type="dxa"/>
+            </w:tcMar>
+          </w:tcPr>
+          <w:p>
+            <w:pPr>
+              <w:pStyle w:val="TabHead"/>
+            </w:pPr>
+            <w:r>
+              <w:rPr>
+                <w:sz w:val="19"/>
+              </w:rPr>
+              <w:t>Lead paragraph</w:t>
+            </w:r>
+          </w:p>
+        </w:tc>
+        <w:tc>
+          <w:tcPr>
+            <w:tcW w:type="dxa" w:w="7965"/>
+            <w:vAlign w:val="top"/>
+            <w:tcMar>
+              <w:top w:w="70" w:type="dxa"/>
+              <w:start w:w="0" w:type="dxa"/>
+              <w:bottom w:w="70" w:type="dxa"/>
+              <w:end w:w="110" w:type="dxa"/>
+            </w:tcMar>
+          </w:tcPr>
+          <w:p>
+            <w:pPr>
+              <w:pStyle w:val="TabCell"/>
+            </w:pPr>
+            <w:r>
+              <w:rPr>
+                <w:sz w:val="19"/>
+              </w:rPr>
+              <w:t>What the tray is for and the single idea that shapes it. If you remember nothing else from a chapter, remember this.</w:t>
+            </w:r>
+          </w:p>
+        </w:tc>
+      </w:tr>
+      <w:tr>
+        <w:tc>
+          <w:tcPr>
+            <w:tcW w:type="dxa" w:w="2835"/>
+            <w:vAlign w:val="top"/>
+            <w:tcMar>
+              <w:top w:w="70" w:type="dxa"/>
+              <w:start w:w="0" w:type="dxa"/>
+              <w:bottom w:w="70" w:type="dxa"/>
+              <w:end w:w="110" w:type="dxa"/>
+            </w:tcMar>
+          </w:tcPr>
+          <w:p>
+            <w:pPr>
+              <w:pStyle w:val="TabHead"/>
+            </w:pPr>
+            <w:r>
+              <w:rPr>
+                <w:sz w:val="19"/>
+              </w:rPr>
+              <w:t>Used for / includes</w:t>
+            </w:r>
+          </w:p>
+        </w:tc>
+        <w:tc>
+          <w:tcPr>
+            <w:tcW w:type="dxa" w:w="7965"/>
+            <w:vAlign w:val="top"/>
+            <w:tcMar>
+              <w:top w:w="70" w:type="dxa"/>
+              <w:start w:w="0" w:type="dxa"/>
+              <w:bottom w:w="70" w:type="dxa"/>
+              <w:end w:w="110" w:type="dxa"/>
+            </w:tcMar>
+          </w:tcPr>
+          <w:p>
+            <w:pPr>
+              <w:pStyle w:val="TabCell"/>
+            </w:pPr>
+            <w:r>
+              <w:rPr>
+                <w:sz w:val="19"/>
+              </w:rPr>
+              <w:t>The procedures the tray serves — useful for 'name three indications' questions.</w:t>
+            </w:r>
+          </w:p>
+        </w:tc>
+      </w:tr>
+      <w:tr>
+        <w:tc>
+          <w:tcPr>
+            <w:tcW w:type="dxa" w:w="2835"/>
+            <w:vAlign w:val="top"/>
+            <w:tcMar>
+              <w:top w:w="70" w:type="dxa"/>
+              <w:start w:w="0" w:type="dxa"/>
+              <w:bottom w:w="70" w:type="dxa"/>
+              <w:end w:w="110" w:type="dxa"/>
+            </w:tcMar>
+          </w:tcPr>
+          <w:p>
+            <w:pPr>
+              <w:pStyle w:val="TabHead"/>
+            </w:pPr>
+            <w:r>
+              <w:rPr>
+                <w:sz w:val="19"/>
+              </w:rPr>
+              <w:t>Figure</w:t>
+            </w:r>
+          </w:p>
+        </w:tc>
+        <w:tc>
+          <w:tcPr>
+            <w:tcW w:type="dxa" w:w="7965"/>
+            <w:vAlign w:val="top"/>
+            <w:tcMar>
+              <w:top w:w="70" w:type="dxa"/>
+              <w:start w:w="0" w:type="dxa"/>
+              <w:bottom w:w="70" w:type="dxa"/>
+              <w:end w:w="110" w:type="dxa"/>
+            </w:tcMar>
+          </w:tcPr>
+          <w:p>
+            <w:pPr>
+              <w:pStyle w:val="TabCell"/>
+            </w:pPr>
+            <w:r>
+              <w:rPr>
+                <w:sz w:val="19"/>
+              </w:rPr>
+              <w:t xml:space="preserve">An original line diagram of the tray's </w:t>
+            </w:r>
+            <w:r>
+              <w:rPr>
+                <w:b/>
+                <w:sz w:val="19"/>
+              </w:rPr>
+              <w:t>signature instruments</w:t>
+            </w:r>
+            <w:r>
+              <w:rPr>
+                <w:sz w:val="19"/>
+              </w:rPr>
+              <w:t xml:space="preserve"> — the items that identify it. Diagrams are schematic: they show the identifying feature (jaw pattern, bevel direction, footplate, curve) rather than a photographic likeness.</w:t>
+            </w:r>
+          </w:p>
+        </w:tc>
+      </w:tr>
+      <w:tr>
+        <w:tc>
+          <w:tcPr>
+            <w:tcW w:type="dxa" w:w="2835"/>
+            <w:vAlign w:val="top"/>
+            <w:tcMar>
+              <w:top w:w="70" w:type="dxa"/>
+              <w:start w:w="0" w:type="dxa"/>
+              <w:bottom w:w="70" w:type="dxa"/>
+              <w:end w:w="110" w:type="dxa"/>
+            </w:tcMar>
+          </w:tcPr>
+          <w:p>
+            <w:pPr>
+              <w:pStyle w:val="TabHead"/>
+            </w:pPr>
+            <w:r>
+              <w:rPr>
+                <w:sz w:val="19"/>
+              </w:rPr>
+              <w:t>Callout box</w:t>
+            </w:r>
+          </w:p>
+        </w:tc>
+        <w:tc>
+          <w:tcPr>
+            <w:tcW w:type="dxa" w:w="7965"/>
+            <w:vAlign w:val="top"/>
+            <w:tcMar>
+              <w:top w:w="70" w:type="dxa"/>
+              <w:start w:w="0" w:type="dxa"/>
+              <w:bottom w:w="70" w:type="dxa"/>
+              <w:end w:w="110" w:type="dxa"/>
+            </w:tcMar>
+          </w:tcPr>
+          <w:p>
+            <w:pPr>
+              <w:pStyle w:val="TabCell"/>
+            </w:pPr>
+            <w:r>
+              <w:rPr>
+                <w:sz w:val="19"/>
+              </w:rPr>
+              <w:t>The one concept, distinction or safety rule that examiners return to for that tray.</w:t>
+            </w:r>
+          </w:p>
+        </w:tc>
+      </w:tr>
+      <w:tr>
+        <w:tc>
+          <w:tcPr>
+            <w:tcW w:type="dxa" w:w="2835"/>
+            <w:vAlign w:val="top"/>
+            <w:tcMar>
+              <w:top w:w="70" w:type="dxa"/>
+              <w:start w:w="0" w:type="dxa"/>
+              <w:bottom w:w="70" w:type="dxa"/>
+              <w:end w:w="110" w:type="dxa"/>
+            </w:tcMar>
+          </w:tcPr>
+          <w:p>
+            <w:pPr>
+              <w:pStyle w:val="TabHead"/>
+            </w:pPr>
+            <w:r>
+              <w:rPr>
+                <w:sz w:val="19"/>
+              </w:rPr>
+              <w:t>Contents of the tray</w:t>
+            </w:r>
+          </w:p>
+        </w:tc>
+        <w:tc>
+          <w:tcPr>
+            <w:tcW w:type="dxa" w:w="7965"/>
+            <w:vAlign w:val="top"/>
+            <w:tcMar>
+              <w:top w:w="70" w:type="dxa"/>
+              <w:start w:w="0" w:type="dxa"/>
+              <w:bottom w:w="70" w:type="dxa"/>
+              <w:end w:w="110" w:type="dxa"/>
+            </w:tcMar>
+          </w:tcPr>
+          <w:p>
+            <w:pPr>
+              <w:pStyle w:val="TabCell"/>
+            </w:pPr>
+            <w:r>
+              <w:rPr>
+                <w:sz w:val="19"/>
+              </w:rPr>
+              <w:t xml:space="preserve">The full instrument list, grouped by </w:t>
+            </w:r>
+            <w:r>
+              <w:rPr>
+                <w:b/>
+                <w:sz w:val="19"/>
+              </w:rPr>
+              <w:t>function</w:t>
+            </w:r>
+            <w:r>
+              <w:rPr>
+                <w:sz w:val="19"/>
+              </w:rPr>
+              <w:t xml:space="preserve"> — cutting, grasping, clamping, retracting, suturing, suctioning — with quantities and the reason each item is present. Answer 'enumerate the contents' questions using these groups as headings.</w:t>
+            </w:r>
+          </w:p>
+        </w:tc>
+      </w:tr>
+      <w:tr>
+        <w:tc>
+          <w:tcPr>
+            <w:tcW w:type="dxa" w:w="2835"/>
+            <w:vAlign w:val="top"/>
+            <w:tcMar>
+              <w:top w:w="70" w:type="dxa"/>
+              <w:start w:w="0" w:type="dxa"/>
+              <w:bottom w:w="70" w:type="dxa"/>
+              <w:end w:w="110" w:type="dxa"/>
+            </w:tcMar>
+          </w:tcPr>
+          <w:p>
+            <w:pPr>
+              <w:pStyle w:val="TabHead"/>
+            </w:pPr>
+            <w:r>
+              <w:rPr>
+                <w:sz w:val="19"/>
+              </w:rPr>
+              <w:t>Additional supplies</w:t>
+            </w:r>
+          </w:p>
+        </w:tc>
+        <w:tc>
+          <w:tcPr>
+            <w:tcW w:type="dxa" w:w="7965"/>
+            <w:vAlign w:val="top"/>
+            <w:tcMar>
+              <w:top w:w="70" w:type="dxa"/>
+              <w:start w:w="0" w:type="dxa"/>
+              <w:bottom w:w="70" w:type="dxa"/>
+              <w:end w:w="110" w:type="dxa"/>
+            </w:tcMar>
+          </w:tcPr>
+          <w:p>
+            <w:pPr>
+              <w:pStyle w:val="TabCell"/>
+            </w:pPr>
+            <w:r>
+              <w:rPr>
+                <w:sz w:val="19"/>
+              </w:rPr>
+              <w:t>Position, draping, structures at risk and procedure-specific notes.</w:t>
+            </w:r>
+          </w:p>
+        </w:tc>
+      </w:tr>
+      <w:tr>
+        <w:tc>
+          <w:tcPr>
+            <w:tcW w:type="dxa" w:w="2835"/>
+            <w:vAlign w:val="top"/>
+            <w:tcMar>
+              <w:top w:w="70" w:type="dxa"/>
+              <w:start w:w="0" w:type="dxa"/>
+              <w:bottom w:w="70" w:type="dxa"/>
+              <w:end w:w="110" w:type="dxa"/>
+            </w:tcMar>
+          </w:tcPr>
+          <w:p>
+            <w:pPr>
+              <w:pStyle w:val="TabHead"/>
+            </w:pPr>
+            <w:r>
+              <w:rPr>
+                <w:sz w:val="19"/>
+              </w:rPr>
+              <w:t>Comparison table</w:t>
+            </w:r>
+          </w:p>
+        </w:tc>
+        <w:tc>
+          <w:tcPr>
+            <w:tcW w:type="dxa" w:w="7965"/>
+            <w:vAlign w:val="top"/>
+            <w:tcMar>
+              <w:top w:w="70" w:type="dxa"/>
+              <w:start w:w="0" w:type="dxa"/>
+              <w:bottom w:w="70" w:type="dxa"/>
+              <w:end w:w="110" w:type="dxa"/>
+            </w:tcMar>
+          </w:tcPr>
+          <w:p>
+            <w:pPr>
+              <w:pStyle w:val="TabCell"/>
+            </w:pPr>
+            <w:r>
+              <w:rPr>
+                <w:sz w:val="19"/>
+              </w:rPr>
+              <w:t>Where two trays or two instruments are easily confused, they are set side by side.</w:t>
+            </w:r>
+          </w:p>
+        </w:tc>
+      </w:tr>
+      <w:tr>
+        <w:tc>
+          <w:tcPr>
+            <w:tcW w:type="dxa" w:w="2835"/>
+            <w:vAlign w:val="top"/>
+            <w:tcMar>
+              <w:top w:w="70" w:type="dxa"/>
+              <w:start w:w="0" w:type="dxa"/>
+              <w:bottom w:w="70" w:type="dxa"/>
+              <w:end w:w="110" w:type="dxa"/>
+            </w:tcMar>
+          </w:tcPr>
+          <w:p>
+            <w:pPr>
+              <w:pStyle w:val="TabHead"/>
+            </w:pPr>
+            <w:r>
+              <w:rPr>
+                <w:sz w:val="19"/>
+              </w:rPr>
+              <w:t>Examination pointers</w:t>
+            </w:r>
+          </w:p>
+        </w:tc>
+        <w:tc>
+          <w:tcPr>
+            <w:tcW w:type="dxa" w:w="7965"/>
+            <w:vAlign w:val="top"/>
+            <w:tcMar>
+              <w:top w:w="70" w:type="dxa"/>
+              <w:start w:w="0" w:type="dxa"/>
+              <w:bottom w:w="70" w:type="dxa"/>
+              <w:end w:w="110" w:type="dxa"/>
+            </w:tcMar>
+          </w:tcPr>
+          <w:p>
+            <w:pPr>
+              <w:pStyle w:val="TabCell"/>
+            </w:pPr>
+            <w:r>
+              <w:rPr>
+                <w:sz w:val="19"/>
+              </w:rPr>
+              <w:t>The specific facts most often awarded marks — learn these last, as revision.</w:t>
+            </w:r>
+          </w:p>
+        </w:tc>
+      </w:tr>
+      <w:tr>
+        <w:tc>
+          <w:tcPr>
+            <w:tcW w:type="dxa" w:w="2835"/>
+            <w:vAlign w:val="top"/>
+            <w:tcMar>
+              <w:top w:w="70" w:type="dxa"/>
+              <w:start w:w="0" w:type="dxa"/>
+              <w:bottom w:w="70" w:type="dxa"/>
+              <w:end w:w="110" w:type="dxa"/>
+            </w:tcMar>
+          </w:tcPr>
+          <w:p>
+            <w:pPr>
+              <w:pStyle w:val="TabHead"/>
+            </w:pPr>
+            <w:r>
+              <w:rPr>
+                <w:sz w:val="19"/>
+              </w:rPr>
+              <w:t>Common mistakes</w:t>
+            </w:r>
+          </w:p>
+        </w:tc>
+        <w:tc>
+          <w:tcPr>
+            <w:tcW w:type="dxa" w:w="7965"/>
+            <w:vAlign w:val="top"/>
+            <w:tcMar>
+              <w:top w:w="70" w:type="dxa"/>
+              <w:start w:w="0" w:type="dxa"/>
+              <w:bottom w:w="70" w:type="dxa"/>
+              <w:end w:w="110" w:type="dxa"/>
+            </w:tcMar>
+          </w:tcPr>
+          <w:p>
+            <w:pPr>
+              <w:pStyle w:val="TabCell"/>
+            </w:pPr>
+            <w:r>
+              <w:rPr>
+                <w:sz w:val="19"/>
+              </w:rPr>
+              <w:t>Errors that lose marks, marked with ✗.</w:t>
+            </w:r>
+          </w:p>
+        </w:tc>
+      </w:tr>
+      <w:tr>
+        <w:tc>
+          <w:tcPr>
+            <w:tcW w:type="dxa" w:w="2835"/>
+            <w:vAlign w:val="top"/>
+            <w:tcMar>
+              <w:top w:w="70" w:type="dxa"/>
+              <w:start w:w="0" w:type="dxa"/>
+              <w:bottom w:w="70" w:type="dxa"/>
+              <w:end w:w="110" w:type="dxa"/>
+            </w:tcMar>
+          </w:tcPr>
+          <w:p>
+            <w:pPr>
+              <w:pStyle w:val="TabHead"/>
+            </w:pPr>
+            <w:r>
+              <w:rPr>
+                <w:sz w:val="19"/>
+              </w:rPr>
+              <w:t>Likely examination questions</w:t>
+            </w:r>
+          </w:p>
+        </w:tc>
+        <w:tc>
+          <w:tcPr>
+            <w:tcW w:type="dxa" w:w="7965"/>
+            <w:vAlign w:val="top"/>
+            <w:tcMar>
+              <w:top w:w="70" w:type="dxa"/>
+              <w:start w:w="0" w:type="dxa"/>
+              <w:bottom w:w="70" w:type="dxa"/>
+              <w:end w:w="110" w:type="dxa"/>
+            </w:tcMar>
+          </w:tcPr>
+          <w:p>
+            <w:pPr>
+              <w:pStyle w:val="TabCell"/>
+            </w:pPr>
+            <w:r>
+              <w:rPr>
+                <w:sz w:val="19"/>
+              </w:rPr>
+              <w:t>Questions with model answers written at the length an examiner expects.</w:t>
+            </w:r>
+          </w:p>
+        </w:tc>
+      </w:tr>
+      <w:tr>
+        <w:tc>
+          <w:tcPr>
+            <w:tcW w:type="dxa" w:w="2835"/>
+            <w:vAlign w:val="top"/>
+            <w:tcMar>
+              <w:top w:w="70" w:type="dxa"/>
+              <w:start w:w="0" w:type="dxa"/>
+              <w:bottom w:w="70" w:type="dxa"/>
+              <w:end w:w="110" w:type="dxa"/>
+            </w:tcMar>
+          </w:tcPr>
+          <w:p>
+            <w:pPr>
+              <w:pStyle w:val="TabHead"/>
+            </w:pPr>
+            <w:r>
+              <w:rPr>
+                <w:sz w:val="19"/>
+              </w:rPr>
+              <w:t>A note on quantities</w:t>
+            </w:r>
+          </w:p>
+        </w:tc>
+        <w:tc>
+          <w:tcPr>
+            <w:tcW w:type="dxa" w:w="7965"/>
+            <w:vAlign w:val="top"/>
+            <w:tcMar>
+              <w:top w:w="70" w:type="dxa"/>
+              <w:start w:w="0" w:type="dxa"/>
+              <w:bottom w:w="70" w:type="dxa"/>
+              <w:end w:w="110" w:type="dxa"/>
+            </w:tcMar>
+          </w:tcPr>
+          <w:p>
+            <w:pPr>
+              <w:pStyle w:val="TabCell"/>
+            </w:pPr>
+            <w:r>
+              <w:rPr>
+                <w:sz w:val="19"/>
+              </w:rPr>
+              <w:t xml:space="preserve">Instrument </w:t>
+            </w:r>
+            <w:r>
+              <w:rPr>
+                <w:b/>
+                <w:sz w:val="19"/>
+              </w:rPr>
+              <w:t>names, functions and groupings</w:t>
+            </w:r>
+            <w:r>
+              <w:rPr>
+                <w:sz w:val="19"/>
+              </w:rPr>
+              <w:t xml:space="preserve"> are standard. The </w:t>
+            </w:r>
+            <w:r>
+              <w:rPr>
+                <w:b/>
+                <w:sz w:val="19"/>
+              </w:rPr>
+              <w:t>numbers</w:t>
+            </w:r>
+            <w:r>
+              <w:rPr>
+                <w:sz w:val="19"/>
+              </w:rPr>
+              <w:t xml:space="preserve"> ("6 Allis clamps") vary between institutions — please cross-check them against your prescribed textbook.</w:t>
+            </w:r>
+          </w:p>
+        </w:tc>
+      </w:tr>
+      <w:tr>
+        <w:tc>
+          <w:tcPr>
+            <w:tcW w:type="dxa" w:w="2835"/>
+            <w:vAlign w:val="top"/>
+            <w:tcMar>
+              <w:top w:w="70" w:type="dxa"/>
+              <w:start w:w="0" w:type="dxa"/>
+              <w:bottom w:w="70" w:type="dxa"/>
+              <w:end w:w="110" w:type="dxa"/>
+            </w:tcMar>
+          </w:tcPr>
+          <w:p>
+            <w:pPr>
+              <w:pStyle w:val="TabHead"/>
+            </w:pPr>
+            <w:r>
+              <w:rPr>
+                <w:sz w:val="19"/>
+              </w:rPr>
+              <w:t>Printing</w:t>
+            </w:r>
+          </w:p>
+        </w:tc>
+        <w:tc>
+          <w:tcPr>
+            <w:tcW w:type="dxa" w:w="7965"/>
+            <w:vAlign w:val="top"/>
+            <w:tcMar>
+              <w:top w:w="70" w:type="dxa"/>
+              <w:start w:w="0" w:type="dxa"/>
+              <w:bottom w:w="70" w:type="dxa"/>
+              <w:end w:w="110" w:type="dxa"/>
+            </w:tcMar>
+          </w:tcPr>
+          <w:p>
+            <w:pPr>
+              <w:pStyle w:val="TabCell"/>
+            </w:pPr>
+            <w:r>
+              <w:rPr>
+                <w:sz w:val="19"/>
+              </w:rPr>
+              <w:t>Legal paper (8.5 × 14 in), 1.27 cm margins, monochrome throughout. No information depends on colour, so a black-and-white printer loses nothing.</w:t>
+            </w:r>
+          </w:p>
+        </w:tc>
+      </w:tr>
+    </w:tbl>
+    <w:p>
+      <w:pPr>
+        <w:spacing w:before="0" w:after="120" w:line="240" w:lineRule="auto"/>
+      </w:pPr>
     </w:p>
     <w:p>
       <w:r>
@@ -262,7 +1294,7 @@
             </w:r>
           </w:p>
           <w:p>
-            <w:bookmarkStart w:id="1038" w:name="part_IV"/>
+            <w:bookmarkStart w:id="1043" w:name="part_IV"/>
             <w:pPr>
               <w:pStyle w:val="Heading1"/>
               <w:jc w:val="left"/>
@@ -277,7 +1309,7 @@
               </w:rPr>
               <w:t>Thoracic Trays</w:t>
             </w:r>
-            <w:bookmarkEnd w:id="1038"/>
+            <w:bookmarkEnd w:id="1043"/>
           </w:p>
           <w:p>
             <w:pPr>
@@ -338,12 +1370,7 @@
       </w:r>
     </w:p>
     <w:p>
-      <w:r>
-        <w:br w:type="page"/>
-      </w:r>
-    </w:p>
-    <w:p>
-      <w:bookmarkStart w:id="1039" w:name="tray_4_1"/>
+      <w:bookmarkStart w:id="1044" w:name="tray_4_1"/>
       <w:pPr>
         <w:pStyle w:val="Heading2"/>
         <w:spacing w:before="320" w:after="40"/>
@@ -370,7 +1397,7 @@
         </w:rPr>
         <w:t>Mediastinoscopy Tray</w:t>
       </w:r>
-      <w:bookmarkEnd w:id="1039"/>
+      <w:bookmarkEnd w:id="1044"/>
     </w:p>
     <w:p>
       <w:pPr>
@@ -629,118 +1656,123 @@
               <w:t>Fig 4.1 — A small set with major back-up requirements</w:t>
             </w:r>
           </w:p>
-          <w:tbl>
-            <w:tblPr>
-              <w:tblW w:type="auto" w:w="0"/>
-              <w:tblLayout w:type="fixed"/>
-              <w:tblLook w:firstColumn="1" w:firstRow="1" w:lastColumn="0" w:lastRow="0" w:noHBand="0" w:noVBand="1" w:val="04A0"/>
-              <w:tblBorders>
-                <w:top w:val="single" w:sz="6" w:space="0" w:color="000000"/>
-                <w:left w:val="single" w:sz="20" w:space="0" w:color="000000"/>
-                <w:bottom w:val="single" w:sz="6" w:space="0" w:color="000000"/>
-                <w:right w:val="single" w:sz="6" w:space="0" w:color="000000"/>
-              </w:tblBorders>
-            </w:tblPr>
-            <w:tblGrid>
-              <w:gridCol w:w="3685"/>
-            </w:tblGrid>
-            <w:tr>
-              <w:tc>
-                <w:tcPr>
-                  <w:tcW w:type="dxa" w:w="3685"/>
-                  <w:shd w:val="clear" w:color="auto" w:fill="F0F0F0"/>
-                  <w:tcMar>
-                    <w:top w:w="90" w:type="dxa"/>
-                    <w:start w:w="120" w:type="dxa"/>
-                    <w:bottom w:w="90" w:type="dxa"/>
-                    <w:end w:w="120" w:type="dxa"/>
-                  </w:tcMar>
-                </w:tcPr>
-                <w:p>
-                  <w:pPr>
-                    <w:pStyle w:val="BoxHead"/>
-                    <w:spacing w:before="0" w:after="60"/>
-                  </w:pPr>
-                  <w:r>
-                    <w:t>Aspirate before you biopsy</w:t>
-                  </w:r>
-                </w:p>
-                <w:p>
-                  <w:pPr>
-                    <w:pStyle w:val="BoxBody"/>
-                    <w:spacing w:before="20" w:after="40"/>
-                    <w:ind w:start="181" w:hanging="181"/>
-                  </w:pPr>
-                  <w:r>
-                    <w:rPr>
-                      <w:rFonts w:ascii="Calibri" w:hAnsi="Calibri"/>
-                      <w:b/>
-                    </w:rPr>
-                    <w:t xml:space="preserve">▪  </w:t>
-                  </w:r>
-                  <w:r>
-                    <w:t xml:space="preserve">In the mediastinum a </w:t>
-                  </w:r>
-                  <w:r>
-                    <w:rPr>
-                      <w:b/>
-                    </w:rPr>
-                    <w:t>node and a vessel can look identical</w:t>
-                  </w:r>
-                  <w:r>
-                    <w:t xml:space="preserve"> through a narrow scope.</w:t>
-                  </w:r>
-                </w:p>
-                <w:p>
-                  <w:pPr>
-                    <w:pStyle w:val="BoxBody"/>
-                    <w:spacing w:before="20" w:after="40"/>
-                    <w:ind w:start="181" w:hanging="181"/>
-                  </w:pPr>
-                  <w:r>
-                    <w:rPr>
-                      <w:rFonts w:ascii="Calibri" w:hAnsi="Calibri"/>
-                      <w:b/>
-                    </w:rPr>
-                    <w:t xml:space="preserve">▪  </w:t>
-                  </w:r>
-                  <w:r>
-                    <w:t xml:space="preserve">A </w:t>
-                  </w:r>
-                  <w:r>
-                    <w:rPr>
-                      <w:b/>
-                    </w:rPr>
-                    <w:t>fine needle is passed and aspirated first</w:t>
-                  </w:r>
-                  <w:r>
-                    <w:t>: blood means vessel — do not biopsy.</w:t>
-                  </w:r>
-                </w:p>
-                <w:p>
-                  <w:pPr>
-                    <w:pStyle w:val="BoxBody"/>
-                    <w:spacing w:before="20" w:after="40"/>
-                    <w:ind w:start="181" w:hanging="181"/>
-                  </w:pPr>
-                  <w:r>
-                    <w:rPr>
-                      <w:rFonts w:ascii="Calibri" w:hAnsi="Calibri"/>
-                      <w:b/>
-                    </w:rPr>
-                    <w:t xml:space="preserve">▪  </w:t>
-                  </w:r>
-                  <w:r>
-                    <w:t>This single step is the most examined safety point of the procedure.</w:t>
-                  </w:r>
-                </w:p>
-              </w:tc>
-            </w:tr>
-          </w:tbl>
-          <w:p/>
         </w:tc>
       </w:tr>
     </w:tbl>
+    <w:tbl>
+      <w:tblPr>
+        <w:tblW w:type="auto" w:w="0"/>
+        <w:jc w:val="center"/>
+        <w:tblLayout w:type="fixed"/>
+        <w:tblLook w:firstColumn="1" w:firstRow="1" w:lastColumn="0" w:lastRow="0" w:noHBand="0" w:noVBand="1" w:val="04A0"/>
+        <w:tblBorders>
+          <w:top w:val="single" w:sz="6" w:space="0" w:color="000000"/>
+          <w:left w:val="single" w:sz="24" w:space="0" w:color="000000"/>
+          <w:bottom w:val="single" w:sz="6" w:space="0" w:color="000000"/>
+          <w:right w:val="single" w:sz="6" w:space="0" w:color="000000"/>
+        </w:tblBorders>
+      </w:tblPr>
+      <w:tblGrid>
+        <w:gridCol w:w="10800"/>
+      </w:tblGrid>
+      <w:tr>
+        <w:tc>
+          <w:tcPr>
+            <w:tcW w:type="dxa" w:w="10800"/>
+            <w:shd w:val="clear" w:color="auto" w:fill="E4E4E4"/>
+            <w:tcMar>
+              <w:top w:w="110" w:type="dxa"/>
+              <w:start w:w="150" w:type="dxa"/>
+              <w:bottom w:w="110" w:type="dxa"/>
+              <w:end w:w="150" w:type="dxa"/>
+            </w:tcMar>
+          </w:tcPr>
+          <w:p>
+            <w:pPr>
+              <w:pStyle w:val="BoxHead"/>
+              <w:spacing w:before="0" w:after="60"/>
+            </w:pPr>
+            <w:r>
+              <w:t>Aspirate before you biopsy</w:t>
+            </w:r>
+          </w:p>
+          <w:p>
+            <w:pPr>
+              <w:pStyle w:val="BoxBody"/>
+              <w:spacing w:before="20" w:after="40"/>
+              <w:ind w:start="204" w:hanging="204"/>
+            </w:pPr>
+            <w:r>
+              <w:rPr>
+                <w:rFonts w:ascii="Calibri" w:hAnsi="Calibri"/>
+                <w:b/>
+              </w:rPr>
+              <w:t xml:space="preserve">▪  </w:t>
+            </w:r>
+            <w:r>
+              <w:t xml:space="preserve">In the mediastinum a </w:t>
+            </w:r>
+            <w:r>
+              <w:rPr>
+                <w:b/>
+              </w:rPr>
+              <w:t>node and a vessel can look identical</w:t>
+            </w:r>
+            <w:r>
+              <w:t xml:space="preserve"> through a narrow scope.</w:t>
+            </w:r>
+          </w:p>
+          <w:p>
+            <w:pPr>
+              <w:pStyle w:val="BoxBody"/>
+              <w:spacing w:before="20" w:after="40"/>
+              <w:ind w:start="204" w:hanging="204"/>
+            </w:pPr>
+            <w:r>
+              <w:rPr>
+                <w:rFonts w:ascii="Calibri" w:hAnsi="Calibri"/>
+                <w:b/>
+              </w:rPr>
+              <w:t xml:space="preserve">▪  </w:t>
+            </w:r>
+            <w:r>
+              <w:t xml:space="preserve">A </w:t>
+            </w:r>
+            <w:r>
+              <w:rPr>
+                <w:b/>
+              </w:rPr>
+              <w:t>fine needle is passed and aspirated first</w:t>
+            </w:r>
+            <w:r>
+              <w:t>: blood means vessel — do not biopsy.</w:t>
+            </w:r>
+          </w:p>
+          <w:p>
+            <w:pPr>
+              <w:pStyle w:val="BoxBody"/>
+              <w:spacing w:before="20" w:after="40"/>
+              <w:ind w:start="204" w:hanging="204"/>
+            </w:pPr>
+            <w:r>
+              <w:rPr>
+                <w:rFonts w:ascii="Calibri" w:hAnsi="Calibri"/>
+                <w:b/>
+              </w:rPr>
+              <w:t xml:space="preserve">▪  </w:t>
+            </w:r>
+            <w:r>
+              <w:t>This single step is the most examined safety point of the procedure.</w:t>
+            </w:r>
+          </w:p>
+        </w:tc>
+      </w:tr>
+    </w:tbl>
+    <w:p>
+      <w:pPr>
+        <w:spacing w:before="0" w:after="140" w:line="240" w:lineRule="auto"/>
+      </w:pPr>
+    </w:p>
     <w:p>
       <w:pPr>
         <w:pStyle w:val="Heading3"/>
@@ -2858,7 +3890,7 @@
       </w:r>
     </w:p>
     <w:p>
-      <w:bookmarkStart w:id="1040" w:name="tray_4_2"/>
+      <w:bookmarkStart w:id="1045" w:name="tray_4_2"/>
       <w:pPr>
         <w:pStyle w:val="Heading2"/>
         <w:spacing w:before="320" w:after="40"/>
@@ -2885,7 +3917,7 @@
         </w:rPr>
         <w:t>Thoracotomy Tray</w:t>
       </w:r>
-      <w:bookmarkEnd w:id="1040"/>
+      <w:bookmarkEnd w:id="1045"/>
     </w:p>
     <w:p>
       <w:pPr>
@@ -3169,156 +4201,161 @@
               <w:t>Fig 4.2 — Enter, spread, divide, close, drain</w:t>
             </w:r>
           </w:p>
-          <w:tbl>
-            <w:tblPr>
-              <w:tblW w:type="auto" w:w="0"/>
-              <w:tblLayout w:type="fixed"/>
-              <w:tblLook w:firstColumn="1" w:firstRow="1" w:lastColumn="0" w:lastRow="0" w:noHBand="0" w:noVBand="1" w:val="04A0"/>
-              <w:tblBorders>
-                <w:top w:val="single" w:sz="6" w:space="0" w:color="000000"/>
-                <w:left w:val="single" w:sz="20" w:space="0" w:color="000000"/>
-                <w:bottom w:val="single" w:sz="6" w:space="0" w:color="000000"/>
-                <w:right w:val="single" w:sz="6" w:space="0" w:color="000000"/>
-              </w:tblBorders>
-            </w:tblPr>
-            <w:tblGrid>
-              <w:gridCol w:w="3685"/>
-            </w:tblGrid>
-            <w:tr>
-              <w:tc>
-                <w:tcPr>
-                  <w:tcW w:type="dxa" w:w="3685"/>
-                  <w:shd w:val="clear" w:color="auto" w:fill="F0F0F0"/>
-                  <w:tcMar>
-                    <w:top w:w="90" w:type="dxa"/>
-                    <w:start w:w="120" w:type="dxa"/>
-                    <w:bottom w:w="90" w:type="dxa"/>
-                    <w:end w:w="120" w:type="dxa"/>
-                  </w:tcMar>
-                </w:tcPr>
-                <w:p>
-                  <w:pPr>
-                    <w:pStyle w:val="BoxHead"/>
-                    <w:spacing w:before="0" w:after="60"/>
-                  </w:pPr>
-                  <w:r>
-                    <w:t>Chest drain rules</w:t>
-                  </w:r>
-                </w:p>
-                <w:p>
-                  <w:pPr>
-                    <w:pStyle w:val="BoxBody"/>
-                    <w:spacing w:before="20" w:after="40"/>
-                    <w:ind w:start="181" w:hanging="181"/>
-                  </w:pPr>
-                  <w:r>
-                    <w:rPr>
-                      <w:rFonts w:ascii="Calibri" w:hAnsi="Calibri"/>
-                      <w:b/>
-                    </w:rPr>
-                    <w:t xml:space="preserve">▪  </w:t>
-                  </w:r>
-                  <w:r>
-                    <w:t xml:space="preserve">Drains are placed </w:t>
-                  </w:r>
-                  <w:r>
-                    <w:rPr>
-                      <w:b/>
-                    </w:rPr>
-                    <w:t>apically for air</w:t>
-                  </w:r>
-                  <w:r>
-                    <w:t xml:space="preserve"> and </w:t>
-                  </w:r>
-                  <w:r>
-                    <w:rPr>
-                      <w:b/>
-                    </w:rPr>
-                    <w:t>basally for fluid</w:t>
-                  </w:r>
-                  <w:r>
-                    <w:t>.</w:t>
-                  </w:r>
-                </w:p>
-                <w:p>
-                  <w:pPr>
-                    <w:pStyle w:val="BoxBody"/>
-                    <w:spacing w:before="20" w:after="40"/>
-                    <w:ind w:start="181" w:hanging="181"/>
-                  </w:pPr>
-                  <w:r>
-                    <w:rPr>
-                      <w:rFonts w:ascii="Calibri" w:hAnsi="Calibri"/>
-                      <w:b/>
-                    </w:rPr>
-                    <w:t xml:space="preserve">▪  </w:t>
-                  </w:r>
-                  <w:r>
-                    <w:t xml:space="preserve">The </w:t>
-                  </w:r>
-                  <w:r>
-                    <w:rPr>
-                      <w:b/>
-                    </w:rPr>
-                    <w:t>underwater seal</w:t>
-                  </w:r>
-                  <w:r>
-                    <w:t xml:space="preserve"> acts as a one-way valve, letting air out and none in.</w:t>
-                  </w:r>
-                </w:p>
-                <w:p>
-                  <w:pPr>
-                    <w:pStyle w:val="BoxBody"/>
-                    <w:spacing w:before="20" w:after="40"/>
-                    <w:ind w:start="181" w:hanging="181"/>
-                  </w:pPr>
-                  <w:r>
-                    <w:rPr>
-                      <w:rFonts w:ascii="Calibri" w:hAnsi="Calibri"/>
-                      <w:b/>
-                    </w:rPr>
-                    <w:t xml:space="preserve">▪  </w:t>
-                  </w:r>
-                  <w:r>
-                    <w:rPr>
-                      <w:b/>
-                    </w:rPr>
-                    <w:t>Two clamps travel with every chest drain.</w:t>
-                  </w:r>
-                </w:p>
-                <w:p>
-                  <w:pPr>
-                    <w:pStyle w:val="BoxBody"/>
-                    <w:spacing w:before="20" w:after="40"/>
-                    <w:ind w:start="181" w:hanging="181"/>
-                  </w:pPr>
-                  <w:r>
-                    <w:rPr>
-                      <w:rFonts w:ascii="Calibri" w:hAnsi="Calibri"/>
-                      <w:b/>
-                    </w:rPr>
-                    <w:t xml:space="preserve">▪  </w:t>
-                  </w:r>
-                  <w:r>
-                    <w:t xml:space="preserve">The bottle is kept </w:t>
-                  </w:r>
-                  <w:r>
-                    <w:rPr>
-                      <w:b/>
-                    </w:rPr>
-                    <w:t>below the level of the chest</w:t>
-                  </w:r>
-                  <w:r>
-                    <w:t xml:space="preserve"> at all times.</w:t>
-                  </w:r>
-                </w:p>
-              </w:tc>
-            </w:tr>
-          </w:tbl>
-          <w:p/>
         </w:tc>
       </w:tr>
     </w:tbl>
+    <w:tbl>
+      <w:tblPr>
+        <w:tblW w:type="auto" w:w="0"/>
+        <w:jc w:val="center"/>
+        <w:tblLayout w:type="fixed"/>
+        <w:tblLook w:firstColumn="1" w:firstRow="1" w:lastColumn="0" w:lastRow="0" w:noHBand="0" w:noVBand="1" w:val="04A0"/>
+        <w:tblBorders>
+          <w:top w:val="single" w:sz="6" w:space="0" w:color="000000"/>
+          <w:left w:val="single" w:sz="24" w:space="0" w:color="000000"/>
+          <w:bottom w:val="single" w:sz="6" w:space="0" w:color="000000"/>
+          <w:right w:val="single" w:sz="6" w:space="0" w:color="000000"/>
+        </w:tblBorders>
+      </w:tblPr>
+      <w:tblGrid>
+        <w:gridCol w:w="10800"/>
+      </w:tblGrid>
+      <w:tr>
+        <w:tc>
+          <w:tcPr>
+            <w:tcW w:type="dxa" w:w="10800"/>
+            <w:shd w:val="clear" w:color="auto" w:fill="E4E4E4"/>
+            <w:tcMar>
+              <w:top w:w="110" w:type="dxa"/>
+              <w:start w:w="150" w:type="dxa"/>
+              <w:bottom w:w="110" w:type="dxa"/>
+              <w:end w:w="150" w:type="dxa"/>
+            </w:tcMar>
+          </w:tcPr>
+          <w:p>
+            <w:pPr>
+              <w:pStyle w:val="BoxHead"/>
+              <w:spacing w:before="0" w:after="60"/>
+            </w:pPr>
+            <w:r>
+              <w:t>Chest drain rules</w:t>
+            </w:r>
+          </w:p>
+          <w:p>
+            <w:pPr>
+              <w:pStyle w:val="BoxBody"/>
+              <w:spacing w:before="20" w:after="40"/>
+              <w:ind w:start="204" w:hanging="204"/>
+            </w:pPr>
+            <w:r>
+              <w:rPr>
+                <w:rFonts w:ascii="Calibri" w:hAnsi="Calibri"/>
+                <w:b/>
+              </w:rPr>
+              <w:t xml:space="preserve">▪  </w:t>
+            </w:r>
+            <w:r>
+              <w:t xml:space="preserve">Drains are placed </w:t>
+            </w:r>
+            <w:r>
+              <w:rPr>
+                <w:b/>
+              </w:rPr>
+              <w:t>apically for air</w:t>
+            </w:r>
+            <w:r>
+              <w:t xml:space="preserve"> and </w:t>
+            </w:r>
+            <w:r>
+              <w:rPr>
+                <w:b/>
+              </w:rPr>
+              <w:t>basally for fluid</w:t>
+            </w:r>
+            <w:r>
+              <w:t>.</w:t>
+            </w:r>
+          </w:p>
+          <w:p>
+            <w:pPr>
+              <w:pStyle w:val="BoxBody"/>
+              <w:spacing w:before="20" w:after="40"/>
+              <w:ind w:start="204" w:hanging="204"/>
+            </w:pPr>
+            <w:r>
+              <w:rPr>
+                <w:rFonts w:ascii="Calibri" w:hAnsi="Calibri"/>
+                <w:b/>
+              </w:rPr>
+              <w:t xml:space="preserve">▪  </w:t>
+            </w:r>
+            <w:r>
+              <w:t xml:space="preserve">The </w:t>
+            </w:r>
+            <w:r>
+              <w:rPr>
+                <w:b/>
+              </w:rPr>
+              <w:t>underwater seal</w:t>
+            </w:r>
+            <w:r>
+              <w:t xml:space="preserve"> acts as a one-way valve, letting air out and none in.</w:t>
+            </w:r>
+          </w:p>
+          <w:p>
+            <w:pPr>
+              <w:pStyle w:val="BoxBody"/>
+              <w:spacing w:before="20" w:after="40"/>
+              <w:ind w:start="204" w:hanging="204"/>
+            </w:pPr>
+            <w:r>
+              <w:rPr>
+                <w:rFonts w:ascii="Calibri" w:hAnsi="Calibri"/>
+                <w:b/>
+              </w:rPr>
+              <w:t xml:space="preserve">▪  </w:t>
+            </w:r>
+            <w:r>
+              <w:rPr>
+                <w:b/>
+              </w:rPr>
+              <w:t>Two clamps travel with every chest drain.</w:t>
+            </w:r>
+          </w:p>
+          <w:p>
+            <w:pPr>
+              <w:pStyle w:val="BoxBody"/>
+              <w:spacing w:before="20" w:after="40"/>
+              <w:ind w:start="204" w:hanging="204"/>
+            </w:pPr>
+            <w:r>
+              <w:rPr>
+                <w:rFonts w:ascii="Calibri" w:hAnsi="Calibri"/>
+                <w:b/>
+              </w:rPr>
+              <w:t xml:space="preserve">▪  </w:t>
+            </w:r>
+            <w:r>
+              <w:t xml:space="preserve">The bottle is kept </w:t>
+            </w:r>
+            <w:r>
+              <w:rPr>
+                <w:b/>
+              </w:rPr>
+              <w:t>below the level of the chest</w:t>
+            </w:r>
+            <w:r>
+              <w:t xml:space="preserve"> at all times.</w:t>
+            </w:r>
+          </w:p>
+        </w:tc>
+      </w:tr>
+    </w:tbl>
+    <w:p>
+      <w:pPr>
+        <w:spacing w:before="0" w:after="140" w:line="240" w:lineRule="auto"/>
+      </w:pPr>
+    </w:p>
     <w:p>
       <w:pPr>
         <w:pStyle w:val="Heading3"/>
@@ -6666,7 +7703,7 @@
       </w:r>
     </w:p>
     <w:p>
-      <w:bookmarkStart w:id="1041" w:name="tray_4_3"/>
+      <w:bookmarkStart w:id="1046" w:name="tray_4_3"/>
       <w:pPr>
         <w:pStyle w:val="Heading2"/>
         <w:spacing w:before="320" w:after="40"/>
@@ -6693,7 +7730,7 @@
         </w:rPr>
         <w:t>Pacemaker Tray</w:t>
       </w:r>
-      <w:bookmarkEnd w:id="1041"/>
+      <w:bookmarkEnd w:id="1046"/>
     </w:p>
     <w:p>
       <w:pPr>
@@ -6980,130 +8017,135 @@
               <w:t>Fig 4.3 — A minor set plus the device and imaging</w:t>
             </w:r>
           </w:p>
-          <w:tbl>
-            <w:tblPr>
-              <w:tblW w:type="auto" w:w="0"/>
-              <w:tblLayout w:type="fixed"/>
-              <w:tblLook w:firstColumn="1" w:firstRow="1" w:lastColumn="0" w:lastRow="0" w:noHBand="0" w:noVBand="1" w:val="04A0"/>
-              <w:tblBorders>
-                <w:top w:val="single" w:sz="6" w:space="0" w:color="000000"/>
-                <w:left w:val="single" w:sz="20" w:space="0" w:color="000000"/>
-                <w:bottom w:val="single" w:sz="6" w:space="0" w:color="000000"/>
-                <w:right w:val="single" w:sz="6" w:space="0" w:color="000000"/>
-              </w:tblBorders>
-            </w:tblPr>
-            <w:tblGrid>
-              <w:gridCol w:w="3685"/>
-            </w:tblGrid>
-            <w:tr>
-              <w:tc>
-                <w:tcPr>
-                  <w:tcW w:type="dxa" w:w="3685"/>
-                  <w:shd w:val="clear" w:color="auto" w:fill="F0F0F0"/>
-                  <w:tcMar>
-                    <w:top w:w="90" w:type="dxa"/>
-                    <w:start w:w="120" w:type="dxa"/>
-                    <w:bottom w:w="90" w:type="dxa"/>
-                    <w:end w:w="120" w:type="dxa"/>
-                  </w:tcMar>
-                </w:tcPr>
-                <w:p>
-                  <w:pPr>
-                    <w:pStyle w:val="BoxHead"/>
-                    <w:spacing w:before="0" w:after="60"/>
-                  </w:pPr>
-                  <w:r>
-                    <w:t>Small parts, big risk</w:t>
-                  </w:r>
-                </w:p>
-                <w:p>
-                  <w:pPr>
-                    <w:pStyle w:val="BoxBody"/>
-                    <w:spacing w:before="20" w:after="40"/>
-                    <w:ind w:start="181" w:hanging="181"/>
-                  </w:pPr>
-                  <w:r>
-                    <w:rPr>
-                      <w:rFonts w:ascii="Calibri" w:hAnsi="Calibri"/>
-                      <w:b/>
-                    </w:rPr>
-                    <w:t xml:space="preserve">▪  </w:t>
-                  </w:r>
-                  <w:r>
-                    <w:t xml:space="preserve">The </w:t>
-                  </w:r>
-                  <w:r>
-                    <w:rPr>
-                      <w:b/>
-                    </w:rPr>
-                    <w:t>torque wrench</w:t>
-                  </w:r>
-                  <w:r>
-                    <w:t xml:space="preserve"> is a tiny item that is easily lost in the pocket — </w:t>
-                  </w:r>
-                  <w:r>
-                    <w:rPr>
-                      <w:b/>
-                    </w:rPr>
-                    <w:t>include it in the count</w:t>
-                  </w:r>
-                  <w:r>
-                    <w:t>.</w:t>
-                  </w:r>
-                </w:p>
-                <w:p>
-                  <w:pPr>
-                    <w:pStyle w:val="BoxBody"/>
-                    <w:spacing w:before="20" w:after="40"/>
-                    <w:ind w:start="181" w:hanging="181"/>
-                  </w:pPr>
-                  <w:r>
-                    <w:rPr>
-                      <w:rFonts w:ascii="Calibri" w:hAnsi="Calibri"/>
-                      <w:b/>
-                    </w:rPr>
-                    <w:t xml:space="preserve">▪  </w:t>
-                  </w:r>
-                  <w:r>
-                    <w:rPr>
-                      <w:b/>
-                    </w:rPr>
-                    <w:t>Lead stylets and anchoring sleeves</w:t>
-                  </w:r>
-                  <w:r>
-                    <w:t xml:space="preserve"> are also small and countable.</w:t>
-                  </w:r>
-                </w:p>
-                <w:p>
-                  <w:pPr>
-                    <w:pStyle w:val="BoxBody"/>
-                    <w:spacing w:before="20" w:after="40"/>
-                    <w:ind w:start="181" w:hanging="181"/>
-                  </w:pPr>
-                  <w:r>
-                    <w:rPr>
-                      <w:rFonts w:ascii="Calibri" w:hAnsi="Calibri"/>
-                      <w:b/>
-                    </w:rPr>
-                    <w:t xml:space="preserve">▪  </w:t>
-                  </w:r>
-                  <w:r>
-                    <w:rPr>
-                      <w:b/>
-                    </w:rPr>
-                    <w:t>Pneumothorax</w:t>
-                  </w:r>
-                  <w:r>
-                    <w:t xml:space="preserve"> is the classic early complication of subclavian puncture — a chest X-ray follows every implant.</w:t>
-                  </w:r>
-                </w:p>
-              </w:tc>
-            </w:tr>
-          </w:tbl>
-          <w:p/>
         </w:tc>
       </w:tr>
     </w:tbl>
+    <w:tbl>
+      <w:tblPr>
+        <w:tblW w:type="auto" w:w="0"/>
+        <w:jc w:val="center"/>
+        <w:tblLayout w:type="fixed"/>
+        <w:tblLook w:firstColumn="1" w:firstRow="1" w:lastColumn="0" w:lastRow="0" w:noHBand="0" w:noVBand="1" w:val="04A0"/>
+        <w:tblBorders>
+          <w:top w:val="single" w:sz="6" w:space="0" w:color="000000"/>
+          <w:left w:val="single" w:sz="24" w:space="0" w:color="000000"/>
+          <w:bottom w:val="single" w:sz="6" w:space="0" w:color="000000"/>
+          <w:right w:val="single" w:sz="6" w:space="0" w:color="000000"/>
+        </w:tblBorders>
+      </w:tblPr>
+      <w:tblGrid>
+        <w:gridCol w:w="10800"/>
+      </w:tblGrid>
+      <w:tr>
+        <w:tc>
+          <w:tcPr>
+            <w:tcW w:type="dxa" w:w="10800"/>
+            <w:shd w:val="clear" w:color="auto" w:fill="E4E4E4"/>
+            <w:tcMar>
+              <w:top w:w="110" w:type="dxa"/>
+              <w:start w:w="150" w:type="dxa"/>
+              <w:bottom w:w="110" w:type="dxa"/>
+              <w:end w:w="150" w:type="dxa"/>
+            </w:tcMar>
+          </w:tcPr>
+          <w:p>
+            <w:pPr>
+              <w:pStyle w:val="BoxHead"/>
+              <w:spacing w:before="0" w:after="60"/>
+            </w:pPr>
+            <w:r>
+              <w:t>Small parts, big risk</w:t>
+            </w:r>
+          </w:p>
+          <w:p>
+            <w:pPr>
+              <w:pStyle w:val="BoxBody"/>
+              <w:spacing w:before="20" w:after="40"/>
+              <w:ind w:start="204" w:hanging="204"/>
+            </w:pPr>
+            <w:r>
+              <w:rPr>
+                <w:rFonts w:ascii="Calibri" w:hAnsi="Calibri"/>
+                <w:b/>
+              </w:rPr>
+              <w:t xml:space="preserve">▪  </w:t>
+            </w:r>
+            <w:r>
+              <w:t xml:space="preserve">The </w:t>
+            </w:r>
+            <w:r>
+              <w:rPr>
+                <w:b/>
+              </w:rPr>
+              <w:t>torque wrench</w:t>
+            </w:r>
+            <w:r>
+              <w:t xml:space="preserve"> is a tiny item that is easily lost in the pocket — </w:t>
+            </w:r>
+            <w:r>
+              <w:rPr>
+                <w:b/>
+              </w:rPr>
+              <w:t>include it in the count</w:t>
+            </w:r>
+            <w:r>
+              <w:t>.</w:t>
+            </w:r>
+          </w:p>
+          <w:p>
+            <w:pPr>
+              <w:pStyle w:val="BoxBody"/>
+              <w:spacing w:before="20" w:after="40"/>
+              <w:ind w:start="204" w:hanging="204"/>
+            </w:pPr>
+            <w:r>
+              <w:rPr>
+                <w:rFonts w:ascii="Calibri" w:hAnsi="Calibri"/>
+                <w:b/>
+              </w:rPr>
+              <w:t xml:space="preserve">▪  </w:t>
+            </w:r>
+            <w:r>
+              <w:rPr>
+                <w:b/>
+              </w:rPr>
+              <w:t>Lead stylets and anchoring sleeves</w:t>
+            </w:r>
+            <w:r>
+              <w:t xml:space="preserve"> are also small and countable.</w:t>
+            </w:r>
+          </w:p>
+          <w:p>
+            <w:pPr>
+              <w:pStyle w:val="BoxBody"/>
+              <w:spacing w:before="20" w:after="40"/>
+              <w:ind w:start="204" w:hanging="204"/>
+            </w:pPr>
+            <w:r>
+              <w:rPr>
+                <w:rFonts w:ascii="Calibri" w:hAnsi="Calibri"/>
+                <w:b/>
+              </w:rPr>
+              <w:t xml:space="preserve">▪  </w:t>
+            </w:r>
+            <w:r>
+              <w:rPr>
+                <w:b/>
+              </w:rPr>
+              <w:t>Pneumothorax</w:t>
+            </w:r>
+            <w:r>
+              <w:t xml:space="preserve"> is the classic early complication of subclavian puncture — a chest X-ray follows every implant.</w:t>
+            </w:r>
+          </w:p>
+        </w:tc>
+      </w:tr>
+    </w:tbl>
+    <w:p>
+      <w:pPr>
+        <w:spacing w:before="0" w:after="140" w:line="240" w:lineRule="auto"/>
+      </w:pPr>
+    </w:p>
     <w:p>
       <w:pPr>
         <w:pStyle w:val="Heading3"/>

--- a/surgical-instrument-trays/notes_by_part/04_Thoracic_Trays.docx
+++ b/surgical-instrument-trays/notes_by_part/04_Thoracic_Trays.docx
@@ -1881,7 +1881,7 @@
               <w:jc w:val="left"/>
             </w:pPr>
             <w:r>
-              <w:t>Notes / rationale</w:t>
+              <w:t>Key feature / rationale</w:t>
             </w:r>
           </w:p>
         </w:tc>
@@ -2609,6 +2609,9 @@
               <w:pStyle w:val="TabCellSm"/>
               <w:jc w:val="left"/>
             </w:pPr>
+            <w:r>
+              <w:t>insulation prevents current tracking to the great vessels</w:t>
+            </w:r>
           </w:p>
         </w:tc>
       </w:tr>
@@ -2983,6 +2986,9 @@
               <w:pStyle w:val="TabCellSm"/>
               <w:jc w:val="left"/>
             </w:pPr>
+            <w:r>
+              <w:t>superficial haemostasis and skin handling at the neck incision</w:t>
+            </w:r>
           </w:p>
         </w:tc>
       </w:tr>
@@ -3357,6 +3363,9 @@
               <w:pStyle w:val="TabCellSm"/>
               <w:jc w:val="left"/>
             </w:pPr>
+            <w:r>
+              <w:t>for control if the innominate artery or azygos vein is injured</w:t>
+            </w:r>
           </w:p>
         </w:tc>
       </w:tr>
@@ -3885,9 +3894,14 @@
       </w:r>
     </w:p>
     <w:p>
-      <w:r>
-        <w:br w:type="page"/>
-      </w:r>
+      <w:pPr>
+        <w:spacing w:before="300" w:after="60" w:line="240" w:lineRule="auto"/>
+        <w:keepLines/>
+        <w:keepNext/>
+        <w:pBdr>
+          <w:bottom w:val="single" w:sz="18" w:space="1" w:color="000000"/>
+        </w:pBdr>
+      </w:pPr>
     </w:p>
     <w:p>
       <w:bookmarkStart w:id="1045" w:name="tray_4_2"/>
@@ -4464,7 +4478,7 @@
               <w:jc w:val="left"/>
             </w:pPr>
             <w:r>
-              <w:t>Notes / rationale</w:t>
+              <w:t>Key feature / rationale</w:t>
             </w:r>
           </w:p>
         </w:tc>
@@ -5099,6 +5113,9 @@
               <w:pStyle w:val="TabCellSm"/>
               <w:jc w:val="left"/>
             </w:pPr>
+            <w:r>
+              <w:t>rasp smooths the cut rib so it cannot lacerate lung; wax seals bleeding marrow</w:t>
+            </w:r>
           </w:p>
         </w:tc>
       </w:tr>
@@ -5757,6 +5774,9 @@
               <w:pStyle w:val="TabCellSm"/>
               <w:jc w:val="left"/>
             </w:pPr>
+            <w:r>
+              <w:t>angled blades to open a pulmonary vessel accurately</w:t>
+            </w:r>
           </w:p>
         </w:tc>
       </w:tr>
@@ -5893,6 +5913,9 @@
               <w:pStyle w:val="TabCellSm"/>
               <w:jc w:val="left"/>
             </w:pPr>
+            <w:r>
+              <w:t>sling and gently occlude hilar structures without clamping</w:t>
+            </w:r>
           </w:p>
         </w:tc>
       </w:tr>
@@ -6097,6 +6120,9 @@
               <w:pStyle w:val="TabCellSm"/>
               <w:jc w:val="left"/>
             </w:pPr>
+            <w:r>
+              <w:t>non-absorbable monofilament for the pulmonary artery and vein</w:t>
+            </w:r>
           </w:p>
         </w:tc>
       </w:tr>
@@ -6193,6 +6219,9 @@
               <w:pStyle w:val="TabCellSm"/>
               <w:jc w:val="left"/>
             </w:pPr>
+            <w:r>
+              <w:t>narrow blade reaching the pulmonary hilum between spread ribs</w:t>
+            </w:r>
           </w:p>
         </w:tc>
       </w:tr>
@@ -6539,6 +6568,9 @@
               <w:pStyle w:val="TabCellSm"/>
               <w:jc w:val="left"/>
             </w:pPr>
+            <w:r>
+              <w:t>directs light into the depth of the chest cavity</w:t>
+            </w:r>
           </w:p>
         </w:tc>
       </w:tr>
@@ -7061,6 +7093,9 @@
               <w:pStyle w:val="TabCellSm"/>
               <w:jc w:val="left"/>
             </w:pPr>
+            <w:r>
+              <w:t>closes latissimus dorsi and serratus in layers</w:t>
+            </w:r>
           </w:p>
         </w:tc>
       </w:tr>
@@ -7129,6 +7164,9 @@
               <w:pStyle w:val="TabCellSm"/>
               <w:jc w:val="left"/>
             </w:pPr>
+            <w:r>
+              <w:t>two circuits: one for the field, one for the chest drain</w:t>
+            </w:r>
           </w:p>
         </w:tc>
       </w:tr>
@@ -7698,9 +7736,14 @@
       </w:r>
     </w:p>
     <w:p>
-      <w:r>
-        <w:br w:type="page"/>
-      </w:r>
+      <w:pPr>
+        <w:spacing w:before="300" w:after="60" w:line="240" w:lineRule="auto"/>
+        <w:keepLines/>
+        <w:keepNext/>
+        <w:pBdr>
+          <w:bottom w:val="single" w:sz="18" w:space="1" w:color="000000"/>
+        </w:pBdr>
+      </w:pPr>
     </w:p>
     <w:p>
       <w:bookmarkStart w:id="1046" w:name="tray_4_3"/>
@@ -8254,7 +8297,7 @@
               <w:jc w:val="left"/>
             </w:pPr>
             <w:r>
-              <w:t>Notes / rationale</w:t>
+              <w:t>Key feature / rationale</w:t>
             </w:r>
           </w:p>
         </w:tc>
@@ -8735,6 +8778,9 @@
               <w:pStyle w:val="TabCellSm"/>
               <w:jc w:val="left"/>
             </w:pPr>
+            <w:r>
+              <w:t>cephalic vein cut-down needs vascular-quality instruments</w:t>
+            </w:r>
           </w:p>
         </w:tc>
       </w:tr>
@@ -8803,6 +8849,9 @@
               <w:pStyle w:val="TabCellSm"/>
               <w:jc w:val="left"/>
             </w:pPr>
+            <w:r>
+              <w:t>keeps the sheath and lead lumen free of thrombus</w:t>
+            </w:r>
           </w:p>
         </w:tc>
       </w:tr>
@@ -9640,6 +9689,9 @@
               <w:pStyle w:val="TabCellSm"/>
               <w:jc w:val="left"/>
             </w:pPr>
+            <w:r>
+              <w:t>holds the pocket open so both hands are free to handle the leads</w:t>
+            </w:r>
           </w:p>
         </w:tc>
       </w:tr>
@@ -9708,6 +9760,9 @@
               <w:pStyle w:val="TabCellSm"/>
               <w:jc w:val="left"/>
             </w:pPr>
+            <w:r>
+              <w:t>retracts the pocket edges during generator insertion</w:t>
+            </w:r>
           </w:p>
         </w:tc>
       </w:tr>
@@ -10233,6 +10288,9 @@
               <w:pStyle w:val="TabCellSm"/>
               <w:jc w:val="left"/>
             </w:pPr>
+            <w:r>
+              <w:t>allows unobstructed fluoroscopic screening of the lead path</w:t>
+            </w:r>
           </w:p>
         </w:tc>
       </w:tr>

--- a/surgical-instrument-trays/notes_by_part/04_Thoracic_Trays.docx
+++ b/surgical-instrument-trays/notes_by_part/04_Thoracic_Trays.docx
@@ -153,11 +153,11 @@
       </w:r>
     </w:p>
     <w:p>
-      <w:bookmarkStart w:id="1041" w:name="toc"/>
       <w:pPr>
         <w:pStyle w:val="TOCHead"/>
         <w:spacing w:before="80" w:after="40"/>
       </w:pPr>
+      <w:bookmarkStart w:id="1041" w:name="toc"/>
       <w:r>
         <w:t>Table of Contents</w:t>
       </w:r>
@@ -184,7 +184,7 @@
           <w:color w:val="444444"/>
           <w:sz w:val="17"/>
         </w:rPr>
-        <w:t>Page numbers are live fields. To fill them in: press Ctrl+A then F9 (Windows) or Cmd+A then Fn+F9 (Mac). Word will also offer to update them when the file opens.</w:t>
+        <w:t>The page numbers are live fields, shown as “—” until they are filled in.  **To update them: press Ctrl+A then F9** (on a Mac, Cmd+A then Fn+F9) — or right-click any number and choose “Update Field”. Word normally offers to do this when the file opens. Once updated, each number is also a link: Ctrl+click it to jump to that tray.</w:t>
       </w:r>
     </w:p>
     <w:tbl>
@@ -542,11 +542,11 @@
       </w:r>
     </w:p>
     <w:p>
-      <w:bookmarkStart w:id="1042" w:name="how_to_read"/>
       <w:pPr>
         <w:pStyle w:val="TOCHead"/>
         <w:spacing w:before="80" w:after="40"/>
       </w:pPr>
+      <w:bookmarkStart w:id="1042" w:name="how_to_read"/>
       <w:r>
         <w:t>How to Read These Notes</w:t>
       </w:r>
@@ -1294,12 +1294,12 @@
             </w:r>
           </w:p>
           <w:p>
-            <w:bookmarkStart w:id="1043" w:name="part_IV"/>
             <w:pPr>
               <w:pStyle w:val="Heading1"/>
               <w:jc w:val="left"/>
               <w:spacing w:before="0" w:after="0"/>
             </w:pPr>
+            <w:bookmarkStart w:id="1043" w:name="part_IV"/>
             <w:r>
               <w:rPr>
                 <w:rFonts w:ascii="Calibri" w:hAnsi="Calibri"/>
@@ -1370,7 +1370,6 @@
       </w:r>
     </w:p>
     <w:p>
-      <w:bookmarkStart w:id="1044" w:name="tray_4_1"/>
       <w:pPr>
         <w:pStyle w:val="Heading2"/>
         <w:spacing w:before="320" w:after="40"/>
@@ -1380,6 +1379,7 @@
           <w:bottom w:val="single" w:sz="12" w:space="3" w:color="000000"/>
         </w:pBdr>
       </w:pPr>
+      <w:bookmarkStart w:id="1044" w:name="tray_4_1"/>
       <w:r>
         <w:rPr>
           <w:rFonts w:ascii="Calibri" w:hAnsi="Calibri"/>
@@ -3904,7 +3904,6 @@
       </w:pPr>
     </w:p>
     <w:p>
-      <w:bookmarkStart w:id="1045" w:name="tray_4_2"/>
       <w:pPr>
         <w:pStyle w:val="Heading2"/>
         <w:spacing w:before="320" w:after="40"/>
@@ -3914,6 +3913,7 @@
           <w:bottom w:val="single" w:sz="12" w:space="3" w:color="000000"/>
         </w:pBdr>
       </w:pPr>
+      <w:bookmarkStart w:id="1045" w:name="tray_4_2"/>
       <w:r>
         <w:rPr>
           <w:rFonts w:ascii="Calibri" w:hAnsi="Calibri"/>
@@ -7746,7 +7746,6 @@
       </w:pPr>
     </w:p>
     <w:p>
-      <w:bookmarkStart w:id="1046" w:name="tray_4_3"/>
       <w:pPr>
         <w:pStyle w:val="Heading2"/>
         <w:spacing w:before="320" w:after="40"/>
@@ -7756,6 +7755,7 @@
           <w:bottom w:val="single" w:sz="12" w:space="3" w:color="000000"/>
         </w:pBdr>
       </w:pPr>
+      <w:bookmarkStart w:id="1046" w:name="tray_4_3"/>
       <w:r>
         <w:rPr>
           <w:rFonts w:ascii="Calibri" w:hAnsi="Calibri"/>

--- a/surgical-instrument-trays/notes_by_part/04_Thoracic_Trays.docx
+++ b/surgical-instrument-trays/notes_by_part/04_Thoracic_Trays.docx
@@ -1010,7 +1010,7 @@
               <w:rPr>
                 <w:sz w:val="19"/>
               </w:rPr>
-              <w:t>The specific facts most often awarded marks — learn these last, as revision.</w:t>
+              <w:t>The single most useful section for an MCQ paper: the specific, testable facts — named instruments, numbers, temperatures, sizes and the distinctions between similar items. Revise from these.</w:t>
             </w:r>
           </w:p>
         </w:tc>
@@ -1058,55 +1058,7 @@
               <w:rPr>
                 <w:sz w:val="19"/>
               </w:rPr>
-              <w:t>Errors that lose marks, marked with ✗.</w:t>
-            </w:r>
-          </w:p>
-        </w:tc>
-      </w:tr>
-      <w:tr>
-        <w:tc>
-          <w:tcPr>
-            <w:tcW w:type="dxa" w:w="2835"/>
-            <w:vAlign w:val="top"/>
-            <w:tcMar>
-              <w:top w:w="70" w:type="dxa"/>
-              <w:start w:w="0" w:type="dxa"/>
-              <w:bottom w:w="70" w:type="dxa"/>
-              <w:end w:w="110" w:type="dxa"/>
-            </w:tcMar>
-          </w:tcPr>
-          <w:p>
-            <w:pPr>
-              <w:pStyle w:val="TabHead"/>
-            </w:pPr>
-            <w:r>
-              <w:rPr>
-                <w:sz w:val="19"/>
-              </w:rPr>
-              <w:t>Likely examination questions</w:t>
-            </w:r>
-          </w:p>
-        </w:tc>
-        <w:tc>
-          <w:tcPr>
-            <w:tcW w:type="dxa" w:w="7965"/>
-            <w:vAlign w:val="top"/>
-            <w:tcMar>
-              <w:top w:w="70" w:type="dxa"/>
-              <w:start w:w="0" w:type="dxa"/>
-              <w:bottom w:w="70" w:type="dxa"/>
-              <w:end w:w="110" w:type="dxa"/>
-            </w:tcMar>
-          </w:tcPr>
-          <w:p>
-            <w:pPr>
-              <w:pStyle w:val="TabCell"/>
-            </w:pPr>
-            <w:r>
-              <w:rPr>
-                <w:sz w:val="19"/>
-              </w:rPr>
-              <w:t>Questions with model answers written at the length an examiner expects.</w:t>
+              <w:t>Errors that lose marks, marked with ✗ — most of them are the distractors an MCQ will offer you.</w:t>
             </w:r>
           </w:p>
         </w:tc>
@@ -3801,100 +3753,6 @@
     </w:p>
     <w:p>
       <w:pPr>
-        <w:pStyle w:val="Heading4"/>
-        <w:keepLines/>
-        <w:keepNext/>
-      </w:pPr>
-      <w:r>
-        <w:rPr>
-          <w:rFonts w:ascii="Calibri" w:hAnsi="Calibri"/>
-          <w:b/>
-        </w:rPr>
-        <w:t>Likely examination questions</w:t>
-      </w:r>
-    </w:p>
-    <w:p>
-      <w:pPr>
-        <w:spacing w:before="80" w:after="20"/>
-        <w:ind w:start="311" w:hanging="311"/>
-        <w:keepLines/>
-        <w:keepNext/>
-      </w:pPr>
-      <w:r>
-        <w:rPr>
-          <w:rFonts w:ascii="Calibri" w:hAnsi="Calibri"/>
-          <w:b/>
-          <w:sz w:val="19"/>
-        </w:rPr>
-        <w:t xml:space="preserve">Q1.  </w:t>
-      </w:r>
-      <w:r>
-        <w:rPr>
-          <w:b/>
-          <w:sz w:val="19"/>
-        </w:rPr>
-        <w:t>What does a mediastinoscopy tray contain?</w:t>
-      </w:r>
-    </w:p>
-    <w:p>
-      <w:pPr>
-        <w:pStyle w:val="QBank"/>
-        <w:spacing w:before="0" w:after="100"/>
-        <w:ind w:start="595" w:hanging="283"/>
-      </w:pPr>
-      <w:r>
-        <w:rPr>
-          <w:rFonts w:ascii="Calibri" w:hAnsi="Calibri"/>
-          <w:b/>
-        </w:rPr>
-        <w:t xml:space="preserve">A.  </w:t>
-      </w:r>
-      <w:r>
-        <w:t>A minor tray for the suprasternal incision plus: a tapered open mediastinoscope with fibre-optic light carrier, cable, source and camera; long cup biopsy forceps, long aspirating needle and syringe, long blunt dissectors, long insulated suction–coagulation cannula, long clip applier and long swab carriers; small Langenbeck and Weitlaner retractors with fine Metzenbaum scissors and Adson forceps; and — essentially — a complete thoracotomy tray with sternal saw, vascular clamps and suture, haemostatic agents, chest drain and cross-matched blood immediately available.</w:t>
-      </w:r>
-    </w:p>
-    <w:p>
-      <w:pPr>
-        <w:spacing w:before="80" w:after="20"/>
-        <w:ind w:start="311" w:hanging="311"/>
-        <w:keepLines/>
-        <w:keepNext/>
-      </w:pPr>
-      <w:r>
-        <w:rPr>
-          <w:rFonts w:ascii="Calibri" w:hAnsi="Calibri"/>
-          <w:b/>
-          <w:sz w:val="19"/>
-        </w:rPr>
-        <w:t xml:space="preserve">Q2.  </w:t>
-      </w:r>
-      <w:r>
-        <w:rPr>
-          <w:b/>
-          <w:sz w:val="19"/>
-        </w:rPr>
-        <w:t>Why is a node aspirated before biopsy?</w:t>
-      </w:r>
-    </w:p>
-    <w:p>
-      <w:pPr>
-        <w:pStyle w:val="QBank"/>
-        <w:spacing w:before="0" w:after="100"/>
-        <w:ind w:start="595" w:hanging="283"/>
-      </w:pPr>
-      <w:r>
-        <w:rPr>
-          <w:rFonts w:ascii="Calibri" w:hAnsi="Calibri"/>
-          <w:b/>
-        </w:rPr>
-        <w:t xml:space="preserve">A.  </w:t>
-      </w:r>
-      <w:r>
-        <w:t>Because a great vessel can be mistaken for a lymph node in the narrow, poorly lit mediastinal channel. Aspiration returning blood identifies a vessel and prevents catastrophic haemorrhage from biopsying it.</w:t>
-      </w:r>
-    </w:p>
-    <w:p>
-      <w:pPr>
         <w:spacing w:before="300" w:after="60" w:line="240" w:lineRule="auto"/>
         <w:keepLines/>
         <w:keepNext/>
@@ -7643,100 +7501,6 @@
     </w:p>
     <w:p>
       <w:pPr>
-        <w:pStyle w:val="Heading4"/>
-        <w:keepLines/>
-        <w:keepNext/>
-      </w:pPr>
-      <w:r>
-        <w:rPr>
-          <w:rFonts w:ascii="Calibri" w:hAnsi="Calibri"/>
-          <w:b/>
-        </w:rPr>
-        <w:t>Likely examination questions</w:t>
-      </w:r>
-    </w:p>
-    <w:p>
-      <w:pPr>
-        <w:spacing w:before="80" w:after="20"/>
-        <w:ind w:start="311" w:hanging="311"/>
-        <w:keepLines/>
-        <w:keepNext/>
-      </w:pPr>
-      <w:r>
-        <w:rPr>
-          <w:rFonts w:ascii="Calibri" w:hAnsi="Calibri"/>
-          <w:b/>
-          <w:sz w:val="19"/>
-        </w:rPr>
-        <w:t xml:space="preserve">Q1.  </w:t>
-      </w:r>
-      <w:r>
-        <w:rPr>
-          <w:b/>
-          <w:sz w:val="19"/>
-        </w:rPr>
-        <w:t>Describe the thoracotomy tray.</w:t>
-      </w:r>
-    </w:p>
-    <w:p>
-      <w:pPr>
-        <w:pStyle w:val="QBank"/>
-        <w:spacing w:before="0" w:after="100"/>
-        <w:ind w:start="595" w:hanging="283"/>
-      </w:pPr>
-      <w:r>
-        <w:rPr>
-          <w:rFonts w:ascii="Calibri" w:hAnsi="Calibri"/>
-          <w:b/>
-        </w:rPr>
-        <w:t xml:space="preserve">A.  </w:t>
-      </w:r>
-      <w:r>
-        <w:t>A major tray with a long instruments tray, plus: rib instruments — Finochietto self-retaining rib spreader, rib shears, Doyen periosteal elevator, rib rongeur, rib approximator, rasp, bone wax, Gigli saw and a sternal saw with wire set; lung and hilar instruments — Duval lung forceps, bronchus clamps, Satinsky and bulldog vascular clamps, DeBakey forceps, Potts scissors, long Mixter forceps, vessel loops, pulmonary staplers, bronchoscope and vascular suture; deep Deaver, malleable, Richardson and scapular retractors with a head-light; and closure and drainage — 28–32 Fr chest drains with an underwater-seal system and two clamps, heavy pericostal suture, wire twister and specimen containers.</w:t>
-      </w:r>
-    </w:p>
-    <w:p>
-      <w:pPr>
-        <w:spacing w:before="80" w:after="20"/>
-        <w:ind w:start="311" w:hanging="311"/>
-        <w:keepLines/>
-        <w:keepNext/>
-      </w:pPr>
-      <w:r>
-        <w:rPr>
-          <w:rFonts w:ascii="Calibri" w:hAnsi="Calibri"/>
-          <w:b/>
-          <w:sz w:val="19"/>
-        </w:rPr>
-        <w:t xml:space="preserve">Q2.  </w:t>
-      </w:r>
-      <w:r>
-        <w:rPr>
-          <w:b/>
-          <w:sz w:val="19"/>
-        </w:rPr>
-        <w:t>Why is an underwater-seal drainage system used after thoracotomy?</w:t>
-      </w:r>
-    </w:p>
-    <w:p>
-      <w:pPr>
-        <w:pStyle w:val="QBank"/>
-        <w:spacing w:before="0" w:after="100"/>
-        <w:ind w:start="595" w:hanging="283"/>
-      </w:pPr>
-      <w:r>
-        <w:rPr>
-          <w:rFonts w:ascii="Calibri" w:hAnsi="Calibri"/>
-          <w:b/>
-        </w:rPr>
-        <w:t xml:space="preserve">A.  </w:t>
-      </w:r>
-      <w:r>
-        <w:t>The pleural space is normally at negative pressure. The underwater seal acts as a one-way valve that allows air and fluid to escape from the pleural cavity during expiration but prevents atmospheric air from entering, so the lung re-expands and negative intrapleural pressure is re-established.</w:t>
-      </w:r>
-    </w:p>
-    <w:p>
-      <w:pPr>
         <w:spacing w:before="300" w:after="60" w:line="240" w:lineRule="auto"/>
         <w:keepLines/>
         <w:keepNext/>
@@ -10787,100 +10551,6 @@
       <w:pPr>
         <w:spacing w:before="0" w:after="140" w:line="240" w:lineRule="auto"/>
       </w:pPr>
-    </w:p>
-    <w:p>
-      <w:pPr>
-        <w:pStyle w:val="Heading4"/>
-        <w:keepLines/>
-        <w:keepNext/>
-      </w:pPr>
-      <w:r>
-        <w:rPr>
-          <w:rFonts w:ascii="Calibri" w:hAnsi="Calibri"/>
-          <w:b/>
-        </w:rPr>
-        <w:t>Likely examination questions</w:t>
-      </w:r>
-    </w:p>
-    <w:p>
-      <w:pPr>
-        <w:spacing w:before="80" w:after="20"/>
-        <w:ind w:start="311" w:hanging="311"/>
-        <w:keepLines/>
-        <w:keepNext/>
-      </w:pPr>
-      <w:r>
-        <w:rPr>
-          <w:rFonts w:ascii="Calibri" w:hAnsi="Calibri"/>
-          <w:b/>
-          <w:sz w:val="19"/>
-        </w:rPr>
-        <w:t xml:space="preserve">Q1.  </w:t>
-      </w:r>
-      <w:r>
-        <w:rPr>
-          <w:b/>
-          <w:sz w:val="19"/>
-        </w:rPr>
-        <w:t>List the requirements of a pacemaker insertion tray.</w:t>
-      </w:r>
-    </w:p>
-    <w:p>
-      <w:pPr>
-        <w:pStyle w:val="QBank"/>
-        <w:spacing w:before="0" w:after="100"/>
-        <w:ind w:start="595" w:hanging="283"/>
-      </w:pPr>
-      <w:r>
-        <w:rPr>
-          <w:rFonts w:ascii="Calibri" w:hAnsi="Calibri"/>
-          <w:b/>
-        </w:rPr>
-        <w:t xml:space="preserve">A.  </w:t>
-      </w:r>
-      <w:r>
-        <w:t>A minor tray plus: venous access equipment — introducer needle, guidewires, peel-away introducer sheaths and dilators, cephalic cut-down set and heparinised flush; the device — pulse generator, endocardial leads with active or passive fixation, stylets, torque wrench, anchoring sleeves, pacing system analyser and programmer; pocket instruments — No.15 blade, Metzenbaum scissors, self-retaining and hand-held retractors, fine haemostats, diathermy, needle holders and antibiotic irrigation; and imaging and safety — a draped image intensifier, lead aprons and thyroid shields, ECG monitor with defibrillator and external pacing, contrast medium, and chest drain back-up.</w:t>
-      </w:r>
-    </w:p>
-    <w:p>
-      <w:pPr>
-        <w:spacing w:before="80" w:after="20"/>
-        <w:ind w:start="311" w:hanging="311"/>
-        <w:keepLines/>
-        <w:keepNext/>
-      </w:pPr>
-      <w:r>
-        <w:rPr>
-          <w:rFonts w:ascii="Calibri" w:hAnsi="Calibri"/>
-          <w:b/>
-          <w:sz w:val="19"/>
-        </w:rPr>
-        <w:t xml:space="preserve">Q2.  </w:t>
-      </w:r>
-      <w:r>
-        <w:rPr>
-          <w:b/>
-          <w:sz w:val="19"/>
-        </w:rPr>
-        <w:t>What is the commonest early complication of transvenous pacemaker insertion?</w:t>
-      </w:r>
-    </w:p>
-    <w:p>
-      <w:pPr>
-        <w:pStyle w:val="QBank"/>
-        <w:spacing w:before="0" w:after="100"/>
-        <w:ind w:start="595" w:hanging="283"/>
-      </w:pPr>
-      <w:r>
-        <w:rPr>
-          <w:rFonts w:ascii="Calibri" w:hAnsi="Calibri"/>
-          <w:b/>
-        </w:rPr>
-        <w:t xml:space="preserve">A.  </w:t>
-      </w:r>
-      <w:r>
-        <w:t>Pneumothorax from subclavian vein puncture, which is why a chest radiograph is obtained after every implantation and a chest drain is kept available.</w:t>
-      </w:r>
     </w:p>
     <w:sectPr>
       <w:headerReference w:type="default" r:id="rId9"/>
